--- a/EmailCompleteApp/EmailCompleteApp/doc/page2.docx
+++ b/EmailCompleteApp/EmailCompleteApp/doc/page2.docx
@@ -1,7 +1,7 @@
 
 <file path=word/document.xml><?xml version="1.0" encoding="utf-8"?>
 <w:document xmlns:wpc="http://schemas.microsoft.com/office/word/2010/wordprocessingCanvas" xmlns:cx="http://schemas.microsoft.com/office/drawing/2014/chartex" xmlns:cx1="http://schemas.microsoft.com/office/drawing/2015/9/8/chartex" xmlns:cx2="http://schemas.microsoft.com/office/drawing/2015/10/21/chartex" xmlns:cx3="http://schemas.microsoft.com/office/drawing/2016/5/9/chartex" xmlns:cx4="http://schemas.microsoft.com/office/drawing/2016/5/10/chartex" xmlns:cx5="http://schemas.microsoft.com/office/drawing/2016/5/11/chartex" xmlns:mc="http://schemas.openxmlformats.org/markup-compatibility/2006" xmlns:o="urn:schemas-microsoft-com:office:office" xmlns:r="http://schemas.openxmlformats.org/officeDocument/2006/relationships" xmlns:m="http://schemas.openxmlformats.org/officeDocument/2006/math" xmlns:v="urn:schemas-microsoft-com:vml" xmlns:wp14="http://schemas.microsoft.com/office/word/2010/wordprocessingDrawing" xmlns:wp="http://schemas.openxmlformats.org/drawingml/2006/wordprocessingDrawing" xmlns:w10="urn:schemas-microsoft-com:office:word" xmlns:w="http://schemas.openxmlformats.org/wordprocessingml/2006/main" xmlns:w14="http://schemas.microsoft.com/office/word/2010/wordml" xmlns:w15="http://schemas.microsoft.com/office/word/2012/wordml" xmlns:wne="http://schemas.microsoft.com/office/word/2006/wordml" xmlns:w16cid="http://schemas.microsoft.com/office/word/2016/wordml/cid" xmlns:w16se="http://schemas.microsoft.com/office/word/2015/wordml/symex" xmlns:wpg="http://schemas.microsoft.com/office/word/2010/wordprocessingGroup" xmlns:wpi="http://schemas.microsoft.com/office/word/2010/wordprocessingInk" xmlns:wps="http://schemas.microsoft.com/office/word/2010/wordprocessingShape" mc:Ignorable="w14 w15 wp14 w16se w16cid">
-  <!-- Generated by Aspose.Words for .NET 24.2.0 -->
+  <!-- Generated by Aspose.Words for .NET 25.11.0 -->
   <w:body>
     <w:p>
       <w:pPr>
@@ -22,7 +22,7 @@
         <mc:AlternateContent>
           <mc:Choice Requires="wps">
             <w:drawing>
-              <wp:anchor distT="0" distB="0" distL="114300" distR="114300" simplePos="0" relativeHeight="251659264" behindDoc="0" locked="0" layoutInCell="1" allowOverlap="1">
+              <wp:anchor distT="0" distB="0" distL="114300" distR="114300" simplePos="0" relativeHeight="251658240" behindDoc="0" locked="0" layoutInCell="1" allowOverlap="1">
                 <wp:simplePos x="0" y="0"/>
                 <wp:positionH relativeFrom="column">
                   <wp:posOffset>-190500</wp:posOffset>
@@ -121,7 +121,8 @@
                 <v:stroke joinstyle="miter"/>
                 <v:path gradientshapeok="t" o:connecttype="rect"/>
               </v:shapetype>
-              <v:shape id="WordArt 3" o:spid="_x0000_s1025" type="#_x0000_t202" style="width:175.5pt;height:74.95pt;margin-top:-12.6pt;margin-left:-15pt;mso-height-percent:0;mso-height-relative:page;mso-width-percent:0;mso-width-relative:page;mso-wrap-distance-bottom:0;mso-wrap-distance-left:9pt;mso-wrap-distance-right:9pt;mso-wrap-distance-top:0;position:absolute;v-text-anchor:top;z-index:251658240" fillcolor="this">
+              <v:shape id="WordArt 3" o:spid="_x0000_s1025" type="#_x0000_t202" style="width:175.5pt;height:74.95pt;margin-top:-12.6pt;margin-left:-15pt;mso-height-percent:0;mso-height-relative:page;mso-width-percent:0;mso-width-relative:page;mso-wrap-distance-bottom:0;mso-wrap-distance-left:9pt;mso-wrap-distance-right:9pt;mso-wrap-distance-top:0;mso-wrap-style:square;position:absolute;v-text-anchor:top;visibility:visible;z-index:251659264" filled="f" stroked="f">
+                <o:lock v:ext="edit" shapetype="t"/>
                 <v:textbox style="mso-fit-shape-to-text:t">
                   <w:txbxContent>
                     <w:p>
@@ -132,6 +133,13 @@
                           <w:color w:val="000000"/>
                           <w:sz w:val="76"/>
                           <w:szCs w:val="76"/>
+                          <w14:textOutline w14:w="9525">
+                            <w14:solidFill>
+                              <w14:srgbClr w14:val="000000"/>
+                            </w14:solidFill>
+                            <w14:prstDash w14:val="solid"/>
+                            <w14:round/>
+                          </w14:textOutline>
                         </w:rPr>
                       </w:pPr>
                       <w:r>
@@ -140,6 +148,13 @@
                           <w:color w:val="000000"/>
                           <w:sz w:val="76"/>
                           <w:szCs w:val="76"/>
+                          <w14:textOutline w14:w="9525">
+                            <w14:solidFill>
+                              <w14:srgbClr w14:val="000000"/>
+                            </w14:solidFill>
+                            <w14:prstDash w14:val="solid"/>
+                            <w14:round/>
+                          </w14:textOutline>
                         </w:rPr>
                         <w:t>TANKSPED</w:t>
                       </w:r>
@@ -1008,12 +1023,35 @@
           <w:sz w:val="20"/>
           <w:szCs w:val="20"/>
         </w:rPr>
-        <w:t>În atenţia:</w:t>
+        <w:t xml:space="preserve">În </w:t>
+      </w:r>
+      <w:r>
+        <w:rPr>
+          <w:rFonts w:ascii="Arial" w:hAnsi="Arial" w:cs="Arial"/>
+          <w:sz w:val="20"/>
+          <w:szCs w:val="20"/>
+        </w:rPr>
+        <w:t>atenţia</w:t>
+      </w:r>
+      <w:r>
+        <w:rPr>
+          <w:rFonts w:ascii="Arial" w:hAnsi="Arial" w:cs="Arial"/>
+          <w:sz w:val="20"/>
+          <w:szCs w:val="20"/>
+        </w:rPr>
+        <w:t>:</w:t>
+      </w:r>
+      <w:r>
+        <w:rPr>
+          <w:rFonts w:ascii="Arial" w:hAnsi="Arial" w:cs="Arial"/>
+          <w:sz w:val="20"/>
+          <w:szCs w:val="20"/>
+        </w:rPr>
+        <w:t xml:space="preserve"> ContactPers</w:t>
       </w:r>
     </w:p>
     <w:tbl>
       <w:tblPr>
-        <w:tblStyle w:val="TableNormal"/>
         <w:tblW w:w="0" w:type="auto"/>
         <w:tblBorders>
           <w:top w:val="single" w:sz="4" w:space="0" w:color="auto"/>
@@ -1032,14 +1070,6 @@
       <w:tr>
         <w:tblPrEx>
           <w:tblW w:w="0" w:type="auto"/>
-          <w:tblBorders>
-            <w:top w:val="single" w:sz="4" w:space="0" w:color="auto"/>
-            <w:left w:val="single" w:sz="4" w:space="0" w:color="auto"/>
-            <w:bottom w:val="single" w:sz="4" w:space="0" w:color="auto"/>
-            <w:right w:val="single" w:sz="4" w:space="0" w:color="auto"/>
-            <w:insideH w:val="single" w:sz="4" w:space="0" w:color="auto"/>
-            <w:insideV w:val="single" w:sz="4" w:space="0" w:color="auto"/>
-          </w:tblBorders>
           <w:tblLook w:val="0000"/>
         </w:tblPrEx>
         <w:tc>
@@ -2613,18 +2643,20 @@
         <w:ind w:left="360"/>
         <w:jc w:val="both"/>
         <w:rPr>
-          <w:sz w:val="20"/>
-          <w:szCs w:val="20"/>
-          <w:lang w:val="ro-RO"/>
-        </w:rPr>
-      </w:pPr>
-      <w:r>
-        <w:rPr>
-          <w:b/>
-          <w:bCs/>
-          <w:sz w:val="20"/>
-          <w:szCs w:val="20"/>
-          <w:lang w:val="ro-RO"/>
+          <w:b/>
+          <w:bCs/>
+          <w:sz w:val="20"/>
+          <w:szCs w:val="20"/>
+          <w:lang w:val="en-GB"/>
+        </w:rPr>
+      </w:pPr>
+      <w:r>
+        <w:rPr>
+          <w:b/>
+          <w:bCs/>
+          <w:sz w:val="20"/>
+          <w:szCs w:val="20"/>
+          <w:lang w:val="en-GB"/>
         </w:rPr>
         <w:t>PREŢ NEGOCIAT:</w:t>
       </w:r>
@@ -2633,27 +2665,21 @@
       </w:r>
       <w:r>
         <w:rPr>
-          <w:sz w:val="20"/>
-          <w:szCs w:val="20"/>
-          <w:lang w:val="ro-RO"/>
-        </w:rPr>
-        <w:t>Transportator</w:t>
-      </w:r>
-      <w:r>
-        <w:rPr>
-          <w:sz w:val="20"/>
-          <w:szCs w:val="20"/>
-          <w:lang w:val="ro-RO"/>
-        </w:rPr>
-        <w:t>Tarif</w:t>
-      </w:r>
-      <w:r>
-        <w:rPr>
-          <w:b/>
-          <w:bCs/>
-          <w:sz w:val="20"/>
-          <w:szCs w:val="20"/>
-          <w:lang w:val="ro-RO"/>
+          <w:b/>
+          <w:bCs/>
+          <w:sz w:val="20"/>
+          <w:szCs w:val="20"/>
+          <w:lang w:val="en-US"/>
+        </w:rPr>
+        <w:t>TransportatorTarif</w:t>
+      </w:r>
+      <w:r>
+        <w:rPr>
+          <w:b/>
+          <w:bCs/>
+          <w:sz w:val="20"/>
+          <w:szCs w:val="20"/>
+          <w:lang w:val="en-US"/>
         </w:rPr>
         <w:t xml:space="preserve"> </w:t>
       </w:r>
@@ -2663,79 +2689,29 @@
           <w:bCs/>
           <w:sz w:val="20"/>
           <w:szCs w:val="20"/>
-          <w:lang w:val="ro-RO"/>
+          <w:lang w:val="en-US"/>
+        </w:rPr>
+        <w:t>TransportatorMoneda</w:t>
+      </w:r>
+      <w:r>
+        <w:rPr>
+          <w:b/>
+          <w:bCs/>
+          <w:sz w:val="20"/>
+          <w:szCs w:val="20"/>
+          <w:lang w:val="en-GB"/>
         </w:rPr>
         <w:t xml:space="preserve"> </w:t>
       </w:r>
       <w:r>
         <w:rPr>
-          <w:sz w:val="20"/>
-          <w:szCs w:val="20"/>
-          <w:lang w:val="ro-RO"/>
-        </w:rPr>
-        <w:t>Transportator</w:t>
-      </w:r>
-      <w:r>
-        <w:rPr>
-          <w:sz w:val="20"/>
-          <w:szCs w:val="20"/>
-          <w:lang w:val="ro-RO"/>
-        </w:rPr>
-        <w:t>Moneda</w:t>
-      </w:r>
-      <w:r>
-        <w:rPr>
-          <w:b/>
-          <w:bCs/>
-          <w:sz w:val="20"/>
-          <w:szCs w:val="20"/>
-          <w:lang w:val="ro-RO"/>
-        </w:rPr>
-        <w:t xml:space="preserve"> </w:t>
-      </w:r>
-      <w:r>
-        <w:rPr>
-          <w:b/>
-          <w:bCs/>
-          <w:sz w:val="20"/>
-          <w:szCs w:val="20"/>
-          <w:lang w:val="ro-RO"/>
-        </w:rPr>
-        <w:t>+</w:t>
-      </w:r>
-      <w:r>
-        <w:rPr>
-          <w:b/>
-          <w:bCs/>
-          <w:sz w:val="20"/>
-          <w:szCs w:val="20"/>
-          <w:lang w:val="ro-RO"/>
-        </w:rPr>
-        <w:t xml:space="preserve"> </w:t>
-      </w:r>
-      <w:r>
-        <w:rPr>
-          <w:sz w:val="20"/>
-          <w:szCs w:val="20"/>
-          <w:lang w:val="ro-RO"/>
-        </w:rPr>
-        <w:t>Transportator</w:t>
-      </w:r>
-      <w:r>
-        <w:rPr>
-          <w:sz w:val="20"/>
-          <w:szCs w:val="20"/>
-          <w:lang w:val="ro-RO"/>
-        </w:rPr>
-        <w:t>Tip</w:t>
-      </w:r>
-      <w:r>
-        <w:rPr>
-          <w:sz w:val="20"/>
-          <w:szCs w:val="20"/>
-          <w:lang w:val="ro-RO"/>
-        </w:rPr>
-        <w:t xml:space="preserve"> </w:t>
+          <w:b/>
+          <w:bCs/>
+          <w:sz w:val="20"/>
+          <w:szCs w:val="20"/>
+          <w:lang w:val="en-GB"/>
+        </w:rPr>
+        <w:t>TransportatorTip</w:t>
       </w:r>
     </w:p>
     <w:p>
@@ -3146,8 +3122,78 @@
         <w:tab/>
       </w:r>
     </w:p>
+    <w:p>
+      <w:pPr>
+        <w:ind w:left="720"/>
+        <w:jc w:val="both"/>
+        <w:rPr>
+          <w:sz w:val="20"/>
+          <w:szCs w:val="20"/>
+          <w:lang w:val="ro-RO"/>
+        </w:rPr>
+      </w:pPr>
+      <w:r>
+        <w:rPr>
+          <w:sz w:val="20"/>
+          <w:szCs w:val="20"/>
+          <w:lang w:val="ro-RO"/>
+        </w:rPr>
+        <w:t xml:space="preserve">SC </w:t>
+      </w:r>
+      <w:r>
+        <w:rPr>
+          <w:sz w:val="20"/>
+          <w:szCs w:val="20"/>
+          <w:lang w:val="ro-RO"/>
+        </w:rPr>
+        <w:t>TANKSPED</w:t>
+      </w:r>
+      <w:r>
+        <w:rPr>
+          <w:sz w:val="20"/>
+          <w:szCs w:val="20"/>
+          <w:lang w:val="ro-RO"/>
+        </w:rPr>
+        <w:t xml:space="preserve"> SRL</w:t>
+      </w:r>
+    </w:p>
+    <w:p>
+      <w:pPr>
+        <w:ind w:left="720"/>
+        <w:jc w:val="both"/>
+        <w:rPr>
+          <w:sz w:val="20"/>
+          <w:szCs w:val="20"/>
+          <w:lang w:val="ro-RO"/>
+        </w:rPr>
+      </w:pPr>
+      <w:r>
+        <w:rPr>
+          <w:sz w:val="20"/>
+          <w:szCs w:val="20"/>
+          <w:lang w:val="ro-RO"/>
+        </w:rPr>
+        <w:t xml:space="preserve">       Cristina Man</w:t>
+      </w:r>
+    </w:p>
+    <w:p>
+      <w:pPr>
+        <w:ind w:left="720"/>
+        <w:jc w:val="both"/>
+        <w:rPr>
+          <w:lang w:val="ro-RO"/>
+        </w:rPr>
+      </w:pPr>
+      <w:r>
+        <w:rPr>
+          <w:sz w:val="20"/>
+          <w:szCs w:val="20"/>
+          <w:lang w:val="ro-RO"/>
+        </w:rPr>
+        <w:t>(valabil fara stampila si semnatura)</w:t>
+      </w:r>
+    </w:p>
     <w:sectPr>
-      <w:type w:val="nextPage"/>
       <w:pgSz w:w="12240" w:h="15840" w:orient="portrait"/>
       <w:pgMar w:top="540" w:right="720" w:bottom="450" w:left="1417" w:header="708" w:footer="708" w:gutter="0"/>
       <w:pgNumType w:start="2"/>
@@ -3161,12 +3207,12 @@
 
 <file path=word/numbering.xml><?xml version="1.0" encoding="utf-8"?>
 <w:numbering xmlns:wpc="http://schemas.microsoft.com/office/word/2010/wordprocessingCanvas" xmlns:cx="http://schemas.microsoft.com/office/drawing/2014/chartex" xmlns:cx1="http://schemas.microsoft.com/office/drawing/2015/9/8/chartex" xmlns:cx2="http://schemas.microsoft.com/office/drawing/2015/10/21/chartex" xmlns:cx3="http://schemas.microsoft.com/office/drawing/2016/5/9/chartex" xmlns:cx4="http://schemas.microsoft.com/office/drawing/2016/5/10/chartex" xmlns:cx5="http://schemas.microsoft.com/office/drawing/2016/5/11/chartex" xmlns:mc="http://schemas.openxmlformats.org/markup-compatibility/2006" xmlns:o="urn:schemas-microsoft-com:office:office" xmlns:r="http://schemas.openxmlformats.org/officeDocument/2006/relationships" xmlns:m="http://schemas.openxmlformats.org/officeDocument/2006/math" xmlns:v="urn:schemas-microsoft-com:vml" xmlns:wp14="http://schemas.microsoft.com/office/word/2010/wordprocessingDrawing" xmlns:wp="http://schemas.openxmlformats.org/drawingml/2006/wordprocessingDrawing" xmlns:w10="urn:schemas-microsoft-com:office:word" xmlns:w="http://schemas.openxmlformats.org/wordprocessingml/2006/main" xmlns:w14="http://schemas.microsoft.com/office/word/2010/wordml" xmlns:w15="http://schemas.microsoft.com/office/word/2012/wordml" xmlns:wne="http://schemas.microsoft.com/office/word/2006/wordml" xmlns:w16cid="http://schemas.microsoft.com/office/word/2016/wordml/cid" xmlns:w16se="http://schemas.microsoft.com/office/word/2015/wordml/symex" xmlns:wpg="http://schemas.microsoft.com/office/word/2010/wordprocessingGroup" xmlns:wpi="http://schemas.microsoft.com/office/word/2010/wordprocessingInk" xmlns:wps="http://schemas.microsoft.com/office/word/2010/wordprocessingShape" mc:Ignorable="w14 w15 wp14 w16se w16cid">
-  <w:abstractNum w:abstractNumId="0">
-    <w:nsid w:val="40D02139"/>
+  <w:abstractNum w:abstractNumId="0" w15:restartNumberingAfterBreak="0">
+    <w:nsid w:val="3ABA1F13"/>
     <w:multiLevelType w:val="hybridMultilevel"/>
-    <w:tmpl w:val="2D8A5168"/>
+    <w:tmpl w:val="9E1C14AE"/>
     <w:lvl w:ilvl="0">
-      <w:start w:val="0"/>
+      <w:start w:val="3"/>
       <w:numFmt w:val="bullet"/>
       <w:lvlText w:val="-"/>
       <w:lvlJc w:val="left"/>
@@ -3301,7 +3347,150 @@
       </w:rPr>
     </w:lvl>
   </w:abstractNum>
+  <w:abstractNum w:abstractNumId="1" w15:restartNumberingAfterBreak="0">
+    <w:nsid w:val="40D02139"/>
+    <w:multiLevelType w:val="hybridMultilevel"/>
+    <w:tmpl w:val="2D8A5168"/>
+    <w:lvl w:ilvl="0">
+      <w:start w:val="0"/>
+      <w:numFmt w:val="bullet"/>
+      <w:lvlText w:val="-"/>
+      <w:lvlJc w:val="left"/>
+      <w:pPr>
+        <w:tabs>
+          <w:tab w:val="num" w:pos="720"/>
+        </w:tabs>
+        <w:ind w:left="720" w:hanging="360"/>
+      </w:pPr>
+      <w:rPr>
+        <w:rFonts w:ascii="Times New Roman" w:eastAsia="Times New Roman" w:hAnsi="Times New Roman" w:cs="Times New Roman" w:hint="default"/>
+      </w:rPr>
+    </w:lvl>
+    <w:lvl w:ilvl="1" w:tentative="1">
+      <w:start w:val="1"/>
+      <w:numFmt w:val="bullet"/>
+      <w:lvlText w:val="o"/>
+      <w:lvlJc w:val="left"/>
+      <w:pPr>
+        <w:tabs>
+          <w:tab w:val="num" w:pos="1440"/>
+        </w:tabs>
+        <w:ind w:left="1440" w:hanging="360"/>
+      </w:pPr>
+      <w:rPr>
+        <w:rFonts w:ascii="Courier New" w:hAnsi="Courier New" w:hint="default"/>
+      </w:rPr>
+    </w:lvl>
+    <w:lvl w:ilvl="2" w:tentative="1">
+      <w:start w:val="1"/>
+      <w:numFmt w:val="bullet"/>
+      <w:lvlText w:val=""/>
+      <w:lvlJc w:val="left"/>
+      <w:pPr>
+        <w:tabs>
+          <w:tab w:val="num" w:pos="2160"/>
+        </w:tabs>
+        <w:ind w:left="2160" w:hanging="360"/>
+      </w:pPr>
+      <w:rPr>
+        <w:rFonts w:ascii="Wingdings" w:hAnsi="Wingdings" w:hint="default"/>
+      </w:rPr>
+    </w:lvl>
+    <w:lvl w:ilvl="3" w:tentative="1">
+      <w:start w:val="1"/>
+      <w:numFmt w:val="bullet"/>
+      <w:lvlText w:val=""/>
+      <w:lvlJc w:val="left"/>
+      <w:pPr>
+        <w:tabs>
+          <w:tab w:val="num" w:pos="2880"/>
+        </w:tabs>
+        <w:ind w:left="2880" w:hanging="360"/>
+      </w:pPr>
+      <w:rPr>
+        <w:rFonts w:ascii="Symbol" w:hAnsi="Symbol" w:hint="default"/>
+      </w:rPr>
+    </w:lvl>
+    <w:lvl w:ilvl="4" w:tentative="1">
+      <w:start w:val="1"/>
+      <w:numFmt w:val="bullet"/>
+      <w:lvlText w:val="o"/>
+      <w:lvlJc w:val="left"/>
+      <w:pPr>
+        <w:tabs>
+          <w:tab w:val="num" w:pos="3600"/>
+        </w:tabs>
+        <w:ind w:left="3600" w:hanging="360"/>
+      </w:pPr>
+      <w:rPr>
+        <w:rFonts w:ascii="Courier New" w:hAnsi="Courier New" w:hint="default"/>
+      </w:rPr>
+    </w:lvl>
+    <w:lvl w:ilvl="5" w:tentative="1">
+      <w:start w:val="1"/>
+      <w:numFmt w:val="bullet"/>
+      <w:lvlText w:val=""/>
+      <w:lvlJc w:val="left"/>
+      <w:pPr>
+        <w:tabs>
+          <w:tab w:val="num" w:pos="4320"/>
+        </w:tabs>
+        <w:ind w:left="4320" w:hanging="360"/>
+      </w:pPr>
+      <w:rPr>
+        <w:rFonts w:ascii="Wingdings" w:hAnsi="Wingdings" w:hint="default"/>
+      </w:rPr>
+    </w:lvl>
+    <w:lvl w:ilvl="6" w:tentative="1">
+      <w:start w:val="1"/>
+      <w:numFmt w:val="bullet"/>
+      <w:lvlText w:val=""/>
+      <w:lvlJc w:val="left"/>
+      <w:pPr>
+        <w:tabs>
+          <w:tab w:val="num" w:pos="5040"/>
+        </w:tabs>
+        <w:ind w:left="5040" w:hanging="360"/>
+      </w:pPr>
+      <w:rPr>
+        <w:rFonts w:ascii="Symbol" w:hAnsi="Symbol" w:hint="default"/>
+      </w:rPr>
+    </w:lvl>
+    <w:lvl w:ilvl="7" w:tentative="1">
+      <w:start w:val="1"/>
+      <w:numFmt w:val="bullet"/>
+      <w:lvlText w:val="o"/>
+      <w:lvlJc w:val="left"/>
+      <w:pPr>
+        <w:tabs>
+          <w:tab w:val="num" w:pos="5760"/>
+        </w:tabs>
+        <w:ind w:left="5760" w:hanging="360"/>
+      </w:pPr>
+      <w:rPr>
+        <w:rFonts w:ascii="Courier New" w:hAnsi="Courier New" w:hint="default"/>
+      </w:rPr>
+    </w:lvl>
+    <w:lvl w:ilvl="8" w:tentative="1">
+      <w:start w:val="1"/>
+      <w:numFmt w:val="bullet"/>
+      <w:lvlText w:val=""/>
+      <w:lvlJc w:val="left"/>
+      <w:pPr>
+        <w:tabs>
+          <w:tab w:val="num" w:pos="6480"/>
+        </w:tabs>
+        <w:ind w:left="6480" w:hanging="360"/>
+      </w:pPr>
+      <w:rPr>
+        <w:rFonts w:ascii="Wingdings" w:hAnsi="Wingdings" w:hint="default"/>
+      </w:rPr>
+    </w:lvl>
+  </w:abstractNum>
   <w:num w:numId="1" w16cid:durableId="1273319354">
+    <w:abstractNumId w:val="1"/>
+  </w:num>
+  <w:num w:numId="2" w16cid:durableId="1317345132">
     <w:abstractNumId w:val="0"/>
   </w:num>
 </w:numbering>
@@ -3318,23 +3507,164 @@
     </w:rPrDefault>
     <w:pPrDefault/>
   </w:docDefaults>
-  <w:latentStyles w:defLockedState="0" w:defUIPriority="0" w:defSemiHidden="0" w:defUnhideWhenUsed="0" w:defQFormat="0" w:count="267">
-    <w:lsdException w:name="Normal" w:qFormat="1"/>
-    <w:lsdException w:name="heading 1" w:qFormat="1"/>
-    <w:lsdException w:name="heading 2" w:semiHidden="1" w:unhideWhenUsed="1" w:qFormat="1"/>
-    <w:lsdException w:name="heading 3" w:semiHidden="1" w:unhideWhenUsed="1" w:qFormat="1"/>
-    <w:lsdException w:name="heading 4" w:semiHidden="1" w:unhideWhenUsed="1" w:qFormat="1"/>
-    <w:lsdException w:name="heading 5" w:semiHidden="1" w:unhideWhenUsed="1" w:qFormat="1"/>
-    <w:lsdException w:name="heading 6" w:semiHidden="1" w:unhideWhenUsed="1" w:qFormat="1"/>
-    <w:lsdException w:name="heading 7" w:semiHidden="1" w:unhideWhenUsed="1" w:qFormat="1"/>
-    <w:lsdException w:name="heading 8" w:semiHidden="1" w:unhideWhenUsed="1" w:qFormat="1"/>
-    <w:lsdException w:name="heading 9" w:semiHidden="1" w:unhideWhenUsed="1" w:qFormat="1"/>
-    <w:lsdException w:name="caption" w:semiHidden="1" w:unhideWhenUsed="1" w:qFormat="1"/>
-    <w:lsdException w:name="Title" w:qFormat="1"/>
-    <w:lsdException w:name="Subtitle" w:qFormat="1"/>
-    <w:lsdException w:name="Strong" w:qFormat="1"/>
-    <w:lsdException w:name="Emphasis" w:qFormat="1"/>
-    <w:lsdException w:name="Placeholder Text" w:semiHidden="1" w:uiPriority="99"/>
+  <w:latentStyles w:defLockedState="0" w:defUIPriority="99" w:defSemiHidden="0" w:defUnhideWhenUsed="0" w:defQFormat="0" w:count="376">
+    <w:lsdException w:name="Normal" w:uiPriority="0" w:qFormat="1"/>
+    <w:lsdException w:name="heading 1" w:uiPriority="9" w:qFormat="1"/>
+    <w:lsdException w:name="heading 2" w:uiPriority="9" w:qFormat="1"/>
+    <w:lsdException w:name="heading 3" w:uiPriority="9" w:qFormat="1"/>
+    <w:lsdException w:name="heading 4" w:uiPriority="9" w:qFormat="1"/>
+    <w:lsdException w:name="heading 5" w:uiPriority="9" w:qFormat="1"/>
+    <w:lsdException w:name="heading 6" w:uiPriority="9" w:qFormat="1"/>
+    <w:lsdException w:name="heading 7" w:semiHidden="1" w:uiPriority="9" w:unhideWhenUsed="1" w:qFormat="1"/>
+    <w:lsdException w:name="heading 8" w:semiHidden="1" w:uiPriority="9" w:unhideWhenUsed="1" w:qFormat="1"/>
+    <w:lsdException w:name="heading 9" w:semiHidden="1" w:uiPriority="9" w:unhideWhenUsed="1" w:qFormat="1"/>
+    <w:lsdException w:name="index 1" w:semiHidden="1" w:unhideWhenUsed="1"/>
+    <w:lsdException w:name="index 2" w:semiHidden="1" w:unhideWhenUsed="1"/>
+    <w:lsdException w:name="index 3" w:semiHidden="1" w:unhideWhenUsed="1"/>
+    <w:lsdException w:name="index 4" w:semiHidden="1" w:unhideWhenUsed="1"/>
+    <w:lsdException w:name="index 5" w:semiHidden="1" w:unhideWhenUsed="1"/>
+    <w:lsdException w:name="index 6" w:semiHidden="1" w:unhideWhenUsed="1"/>
+    <w:lsdException w:name="index 7" w:semiHidden="1" w:unhideWhenUsed="1"/>
+    <w:lsdException w:name="index 8" w:semiHidden="1" w:unhideWhenUsed="1"/>
+    <w:lsdException w:name="index 9" w:semiHidden="1" w:unhideWhenUsed="1"/>
+    <w:lsdException w:name="toc 1" w:semiHidden="1" w:uiPriority="39" w:unhideWhenUsed="1"/>
+    <w:lsdException w:name="toc 2" w:semiHidden="1" w:uiPriority="39" w:unhideWhenUsed="1"/>
+    <w:lsdException w:name="toc 3" w:semiHidden="1" w:uiPriority="39" w:unhideWhenUsed="1"/>
+    <w:lsdException w:name="toc 4" w:semiHidden="1" w:uiPriority="39" w:unhideWhenUsed="1"/>
+    <w:lsdException w:name="toc 5" w:semiHidden="1" w:uiPriority="39" w:unhideWhenUsed="1"/>
+    <w:lsdException w:name="toc 6" w:semiHidden="1" w:uiPriority="39" w:unhideWhenUsed="1"/>
+    <w:lsdException w:name="toc 7" w:semiHidden="1" w:uiPriority="39" w:unhideWhenUsed="1"/>
+    <w:lsdException w:name="toc 8" w:semiHidden="1" w:uiPriority="39" w:unhideWhenUsed="1"/>
+    <w:lsdException w:name="toc 9" w:semiHidden="1" w:uiPriority="39" w:unhideWhenUsed="1"/>
+    <w:lsdException w:name="Normal Indent" w:semiHidden="1" w:unhideWhenUsed="1"/>
+    <w:lsdException w:name="footnote text" w:semiHidden="1" w:unhideWhenUsed="1"/>
+    <w:lsdException w:name="annotation text" w:semiHidden="1" w:unhideWhenUsed="1"/>
+    <w:lsdException w:name="header" w:semiHidden="1" w:unhideWhenUsed="1"/>
+    <w:lsdException w:name="footer" w:semiHidden="1" w:unhideWhenUsed="1"/>
+    <w:lsdException w:name="index heading" w:semiHidden="1" w:unhideWhenUsed="1"/>
+    <w:lsdException w:name="caption" w:semiHidden="1" w:uiPriority="35" w:unhideWhenUsed="1" w:qFormat="1"/>
+    <w:lsdException w:name="table of figures" w:semiHidden="1" w:unhideWhenUsed="1"/>
+    <w:lsdException w:name="envelope address" w:semiHidden="1" w:unhideWhenUsed="1"/>
+    <w:lsdException w:name="envelope return" w:semiHidden="1" w:unhideWhenUsed="1"/>
+    <w:lsdException w:name="footnote reference" w:semiHidden="1" w:unhideWhenUsed="1"/>
+    <w:lsdException w:name="annotation reference" w:semiHidden="1" w:unhideWhenUsed="1"/>
+    <w:lsdException w:name="line number" w:semiHidden="1" w:unhideWhenUsed="1"/>
+    <w:lsdException w:name="page number" w:semiHidden="1" w:unhideWhenUsed="1"/>
+    <w:lsdException w:name="endnote reference" w:semiHidden="1" w:unhideWhenUsed="1"/>
+    <w:lsdException w:name="endnote text" w:semiHidden="1" w:unhideWhenUsed="1"/>
+    <w:lsdException w:name="table of authorities" w:semiHidden="1" w:unhideWhenUsed="1"/>
+    <w:lsdException w:name="macro" w:semiHidden="1" w:unhideWhenUsed="1"/>
+    <w:lsdException w:name="toa heading" w:semiHidden="1" w:unhideWhenUsed="1"/>
+    <w:lsdException w:name="List" w:semiHidden="1" w:unhideWhenUsed="1"/>
+    <w:lsdException w:name="List Bullet" w:semiHidden="1" w:unhideWhenUsed="1"/>
+    <w:lsdException w:name="List Number" w:semiHidden="1" w:unhideWhenUsed="1"/>
+    <w:lsdException w:name="List 2" w:semiHidden="1" w:unhideWhenUsed="1"/>
+    <w:lsdException w:name="List 3" w:semiHidden="1" w:unhideWhenUsed="1"/>
+    <w:lsdException w:name="List 4" w:semiHidden="1" w:unhideWhenUsed="1"/>
+    <w:lsdException w:name="List 5" w:semiHidden="1" w:unhideWhenUsed="1"/>
+    <w:lsdException w:name="List Bullet 2" w:semiHidden="1" w:unhideWhenUsed="1"/>
+    <w:lsdException w:name="List Bullet 3" w:semiHidden="1" w:unhideWhenUsed="1"/>
+    <w:lsdException w:name="List Bullet 4" w:semiHidden="1" w:unhideWhenUsed="1"/>
+    <w:lsdException w:name="List Bullet 5" w:semiHidden="1" w:unhideWhenUsed="1"/>
+    <w:lsdException w:name="List Number 2" w:semiHidden="1" w:unhideWhenUsed="1"/>
+    <w:lsdException w:name="List Number 3" w:semiHidden="1" w:unhideWhenUsed="1"/>
+    <w:lsdException w:name="List Number 4" w:semiHidden="1" w:unhideWhenUsed="1"/>
+    <w:lsdException w:name="List Number 5" w:semiHidden="1" w:unhideWhenUsed="1"/>
+    <w:lsdException w:name="Title" w:uiPriority="10" w:qFormat="1"/>
+    <w:lsdException w:name="Closing" w:semiHidden="1" w:unhideWhenUsed="1"/>
+    <w:lsdException w:name="Signature" w:semiHidden="1" w:unhideWhenUsed="1"/>
+    <w:lsdException w:name="Default Paragraph Font" w:semiHidden="1" w:uiPriority="1" w:unhideWhenUsed="1"/>
+    <w:lsdException w:name="Body Text" w:semiHidden="1" w:unhideWhenUsed="1"/>
+    <w:lsdException w:name="Body Text Indent" w:semiHidden="1" w:unhideWhenUsed="1"/>
+    <w:lsdException w:name="List Continue" w:semiHidden="1" w:unhideWhenUsed="1"/>
+    <w:lsdException w:name="List Continue 2" w:semiHidden="1" w:unhideWhenUsed="1"/>
+    <w:lsdException w:name="List Continue 3" w:semiHidden="1" w:unhideWhenUsed="1"/>
+    <w:lsdException w:name="List Continue 4" w:semiHidden="1" w:unhideWhenUsed="1"/>
+    <w:lsdException w:name="List Continue 5" w:semiHidden="1" w:unhideWhenUsed="1"/>
+    <w:lsdException w:name="Message Header" w:semiHidden="1" w:unhideWhenUsed="1"/>
+    <w:lsdException w:name="Subtitle" w:uiPriority="11" w:qFormat="1"/>
+    <w:lsdException w:name="Salutation" w:semiHidden="1" w:unhideWhenUsed="1"/>
+    <w:lsdException w:name="Date" w:semiHidden="1" w:unhideWhenUsed="1"/>
+    <w:lsdException w:name="Body Text First Indent" w:semiHidden="1" w:unhideWhenUsed="1"/>
+    <w:lsdException w:name="Body Text First Indent 2" w:semiHidden="1" w:unhideWhenUsed="1"/>
+    <w:lsdException w:name="Note Heading" w:semiHidden="1" w:unhideWhenUsed="1"/>
+    <w:lsdException w:name="Body Text 2" w:semiHidden="1" w:unhideWhenUsed="1"/>
+    <w:lsdException w:name="Body Text 3" w:semiHidden="1" w:unhideWhenUsed="1"/>
+    <w:lsdException w:name="Body Text Indent 2" w:semiHidden="1" w:unhideWhenUsed="1"/>
+    <w:lsdException w:name="Body Text Indent 3" w:semiHidden="1" w:unhideWhenUsed="1"/>
+    <w:lsdException w:name="Block Text" w:semiHidden="1" w:unhideWhenUsed="1"/>
+    <w:lsdException w:name="Hyperlink" w:semiHidden="1" w:unhideWhenUsed="1"/>
+    <w:lsdException w:name="FollowedHyperlink" w:semiHidden="1" w:unhideWhenUsed="1"/>
+    <w:lsdException w:name="Strong" w:uiPriority="22" w:qFormat="1"/>
+    <w:lsdException w:name="Emphasis" w:uiPriority="20" w:qFormat="1"/>
+    <w:lsdException w:name="Document Map" w:semiHidden="1" w:unhideWhenUsed="1"/>
+    <w:lsdException w:name="Plain Text" w:semiHidden="1" w:unhideWhenUsed="1"/>
+    <w:lsdException w:name="E-mail Signature" w:semiHidden="1" w:unhideWhenUsed="1"/>
+    <w:lsdException w:name="HTML Top of Form" w:semiHidden="1" w:unhideWhenUsed="1"/>
+    <w:lsdException w:name="HTML Bottom of Form" w:semiHidden="1" w:unhideWhenUsed="1"/>
+    <w:lsdException w:name="Normal (Web)" w:semiHidden="1" w:unhideWhenUsed="1"/>
+    <w:lsdException w:name="HTML Acronym" w:semiHidden="1" w:unhideWhenUsed="1"/>
+    <w:lsdException w:name="HTML Address" w:semiHidden="1" w:unhideWhenUsed="1"/>
+    <w:lsdException w:name="HTML Cite" w:semiHidden="1" w:unhideWhenUsed="1"/>
+    <w:lsdException w:name="HTML Code" w:semiHidden="1" w:unhideWhenUsed="1"/>
+    <w:lsdException w:name="HTML Definition" w:semiHidden="1" w:unhideWhenUsed="1"/>
+    <w:lsdException w:name="HTML Keyboard" w:semiHidden="1" w:unhideWhenUsed="1"/>
+    <w:lsdException w:name="HTML Preformatted" w:semiHidden="1" w:unhideWhenUsed="1"/>
+    <w:lsdException w:name="HTML Sample" w:semiHidden="1" w:unhideWhenUsed="1"/>
+    <w:lsdException w:name="HTML Typewriter" w:semiHidden="1" w:unhideWhenUsed="1"/>
+    <w:lsdException w:name="HTML Variable" w:semiHidden="1" w:unhideWhenUsed="1"/>
+    <w:lsdException w:name="Normal Table" w:semiHidden="1" w:unhideWhenUsed="1"/>
+    <w:lsdException w:name="annotation subject" w:semiHidden="1" w:unhideWhenUsed="1"/>
+    <w:lsdException w:name="No List" w:semiHidden="1" w:unhideWhenUsed="1"/>
+    <w:lsdException w:name="Outline List 1" w:semiHidden="1" w:unhideWhenUsed="1"/>
+    <w:lsdException w:name="Outline List 2" w:semiHidden="1" w:unhideWhenUsed="1"/>
+    <w:lsdException w:name="Outline List 3" w:semiHidden="1" w:unhideWhenUsed="1"/>
+    <w:lsdException w:name="Table Simple 1" w:semiHidden="1" w:unhideWhenUsed="1"/>
+    <w:lsdException w:name="Table Simple 2" w:semiHidden="1" w:unhideWhenUsed="1"/>
+    <w:lsdException w:name="Table Simple 3" w:semiHidden="1" w:unhideWhenUsed="1"/>
+    <w:lsdException w:name="Table Classic 1" w:semiHidden="1" w:unhideWhenUsed="1"/>
+    <w:lsdException w:name="Table Classic 2" w:semiHidden="1" w:unhideWhenUsed="1"/>
+    <w:lsdException w:name="Table Classic 3" w:semiHidden="1" w:unhideWhenUsed="1"/>
+    <w:lsdException w:name="Table Classic 4" w:semiHidden="1" w:unhideWhenUsed="1"/>
+    <w:lsdException w:name="Table Colorful 1" w:semiHidden="1" w:unhideWhenUsed="1"/>
+    <w:lsdException w:name="Table Colorful 2" w:semiHidden="1" w:unhideWhenUsed="1"/>
+    <w:lsdException w:name="Table Colorful 3" w:semiHidden="1" w:unhideWhenUsed="1"/>
+    <w:lsdException w:name="Table Columns 1" w:semiHidden="1" w:unhideWhenUsed="1"/>
+    <w:lsdException w:name="Table Columns 2" w:semiHidden="1" w:unhideWhenUsed="1"/>
+    <w:lsdException w:name="Table Columns 3" w:semiHidden="1" w:unhideWhenUsed="1"/>
+    <w:lsdException w:name="Table Columns 4" w:semiHidden="1" w:unhideWhenUsed="1"/>
+    <w:lsdException w:name="Table Columns 5" w:semiHidden="1" w:unhideWhenUsed="1"/>
+    <w:lsdException w:name="Table Grid 1" w:semiHidden="1" w:unhideWhenUsed="1"/>
+    <w:lsdException w:name="Table Grid 2" w:semiHidden="1" w:unhideWhenUsed="1"/>
+    <w:lsdException w:name="Table Grid 3" w:semiHidden="1" w:unhideWhenUsed="1"/>
+    <w:lsdException w:name="Table Grid 4" w:semiHidden="1" w:unhideWhenUsed="1"/>
+    <w:lsdException w:name="Table Grid 5" w:semiHidden="1" w:unhideWhenUsed="1"/>
+    <w:lsdException w:name="Table Grid 6" w:semiHidden="1" w:unhideWhenUsed="1"/>
+    <w:lsdException w:name="Table Grid 7" w:semiHidden="1" w:unhideWhenUsed="1"/>
+    <w:lsdException w:name="Table Grid 8" w:semiHidden="1" w:unhideWhenUsed="1"/>
+    <w:lsdException w:name="Table List 1" w:semiHidden="1" w:unhideWhenUsed="1"/>
+    <w:lsdException w:name="Table List 2" w:semiHidden="1" w:unhideWhenUsed="1"/>
+    <w:lsdException w:name="Table List 3" w:semiHidden="1" w:unhideWhenUsed="1"/>
+    <w:lsdException w:name="Table List 4" w:semiHidden="1" w:unhideWhenUsed="1"/>
+    <w:lsdException w:name="Table List 5" w:semiHidden="1" w:unhideWhenUsed="1"/>
+    <w:lsdException w:name="Table List 6" w:semiHidden="1" w:unhideWhenUsed="1"/>
+    <w:lsdException w:name="Table List 7" w:semiHidden="1" w:unhideWhenUsed="1"/>
+    <w:lsdException w:name="Table List 8" w:semiHidden="1" w:unhideWhenUsed="1"/>
+    <w:lsdException w:name="Table 3D effects 1" w:semiHidden="1" w:unhideWhenUsed="1"/>
+    <w:lsdException w:name="Table 3D effects 2" w:semiHidden="1" w:unhideWhenUsed="1"/>
+    <w:lsdException w:name="Table 3D effects 3" w:semiHidden="1" w:unhideWhenUsed="1"/>
+    <w:lsdException w:name="Table Contemporary" w:semiHidden="1" w:unhideWhenUsed="1"/>
+    <w:lsdException w:name="Table Elegant" w:semiHidden="1" w:unhideWhenUsed="1"/>
+    <w:lsdException w:name="Table Professional" w:semiHidden="1" w:unhideWhenUsed="1"/>
+    <w:lsdException w:name="Table Subtle 1" w:semiHidden="1" w:unhideWhenUsed="1"/>
+    <w:lsdException w:name="Table Subtle 2" w:semiHidden="1" w:unhideWhenUsed="1"/>
+    <w:lsdException w:name="Table Web 1" w:semiHidden="1" w:unhideWhenUsed="1"/>
+    <w:lsdException w:name="Table Web 2" w:semiHidden="1" w:unhideWhenUsed="1"/>
+    <w:lsdException w:name="Table Web 3" w:semiHidden="1" w:unhideWhenUsed="1"/>
+    <w:lsdException w:name="Balloon Text" w:semiHidden="1" w:unhideWhenUsed="1"/>
+    <w:lsdException w:name="Table Grid" w:uiPriority="39"/>
+    <w:lsdException w:name="Table Theme" w:semiHidden="1" w:unhideWhenUsed="1"/>
+    <w:lsdException w:name="Placeholder Text" w:semiHidden="1"/>
     <w:lsdException w:name="No Spacing" w:uiPriority="1" w:qFormat="1"/>
     <w:lsdException w:name="Light Shading" w:uiPriority="60"/>
     <w:lsdException w:name="Light List" w:uiPriority="61"/>
@@ -3356,7 +3686,7 @@
     <w:lsdException w:name="Medium Shading 1 Accent 1" w:uiPriority="63"/>
     <w:lsdException w:name="Medium Shading 2 Accent 1" w:uiPriority="64"/>
     <w:lsdException w:name="Medium List 1 Accent 1" w:uiPriority="65"/>
-    <w:lsdException w:name="Revision" w:semiHidden="1" w:uiPriority="99"/>
+    <w:lsdException w:name="Revision" w:semiHidden="1"/>
     <w:lsdException w:name="List Paragraph" w:uiPriority="34" w:qFormat="1"/>
     <w:lsdException w:name="Quote" w:uiPriority="29" w:qFormat="1"/>
     <w:lsdException w:name="Intense Quote" w:uiPriority="30" w:qFormat="1"/>
@@ -3445,6 +3775,115 @@
     <w:lsdException w:name="Book Title" w:uiPriority="33" w:qFormat="1"/>
     <w:lsdException w:name="Bibliography" w:semiHidden="1" w:uiPriority="37" w:unhideWhenUsed="1"/>
     <w:lsdException w:name="TOC Heading" w:semiHidden="1" w:uiPriority="39" w:unhideWhenUsed="1" w:qFormat="1"/>
+    <w:lsdException w:name="Plain Table 1" w:uiPriority="41"/>
+    <w:lsdException w:name="Plain Table 2" w:uiPriority="42"/>
+    <w:lsdException w:name="Plain Table 3" w:uiPriority="43"/>
+    <w:lsdException w:name="Plain Table 4" w:uiPriority="44"/>
+    <w:lsdException w:name="Plain Table 5" w:uiPriority="45"/>
+    <w:lsdException w:name="Grid Table Light" w:uiPriority="40"/>
+    <w:lsdException w:name="Grid Table 1 Light" w:uiPriority="46"/>
+    <w:lsdException w:name="Grid Table 2" w:uiPriority="47"/>
+    <w:lsdException w:name="Grid Table 3" w:uiPriority="48"/>
+    <w:lsdException w:name="Grid Table 4" w:uiPriority="49"/>
+    <w:lsdException w:name="Grid Table 5 Dark" w:uiPriority="50"/>
+    <w:lsdException w:name="Grid Table 6 Colorful" w:uiPriority="51"/>
+    <w:lsdException w:name="Grid Table 7 Colorful" w:uiPriority="52"/>
+    <w:lsdException w:name="Grid Table 1 Light Accent 1" w:uiPriority="46"/>
+    <w:lsdException w:name="Grid Table 2 Accent 1" w:uiPriority="47"/>
+    <w:lsdException w:name="Grid Table 3 Accent 1" w:uiPriority="48"/>
+    <w:lsdException w:name="Grid Table 4 Accent 1" w:uiPriority="49"/>
+    <w:lsdException w:name="Grid Table 5 Dark Accent 1" w:uiPriority="50"/>
+    <w:lsdException w:name="Grid Table 6 Colorful Accent 1" w:uiPriority="51"/>
+    <w:lsdException w:name="Grid Table 7 Colorful Accent 1" w:uiPriority="52"/>
+    <w:lsdException w:name="Grid Table 1 Light Accent 2" w:uiPriority="46"/>
+    <w:lsdException w:name="Grid Table 2 Accent 2" w:uiPriority="47"/>
+    <w:lsdException w:name="Grid Table 3 Accent 2" w:uiPriority="48"/>
+    <w:lsdException w:name="Grid Table 4 Accent 2" w:uiPriority="49"/>
+    <w:lsdException w:name="Grid Table 5 Dark Accent 2" w:uiPriority="50"/>
+    <w:lsdException w:name="Grid Table 6 Colorful Accent 2" w:uiPriority="51"/>
+    <w:lsdException w:name="Grid Table 7 Colorful Accent 2" w:uiPriority="52"/>
+    <w:lsdException w:name="Grid Table 1 Light Accent 3" w:uiPriority="46"/>
+    <w:lsdException w:name="Grid Table 2 Accent 3" w:uiPriority="47"/>
+    <w:lsdException w:name="Grid Table 3 Accent 3" w:uiPriority="48"/>
+    <w:lsdException w:name="Grid Table 4 Accent 3" w:uiPriority="49"/>
+    <w:lsdException w:name="Grid Table 5 Dark Accent 3" w:uiPriority="50"/>
+    <w:lsdException w:name="Grid Table 6 Colorful Accent 3" w:uiPriority="51"/>
+    <w:lsdException w:name="Grid Table 7 Colorful Accent 3" w:uiPriority="52"/>
+    <w:lsdException w:name="Grid Table 1 Light Accent 4" w:uiPriority="46"/>
+    <w:lsdException w:name="Grid Table 2 Accent 4" w:uiPriority="47"/>
+    <w:lsdException w:name="Grid Table 3 Accent 4" w:uiPriority="48"/>
+    <w:lsdException w:name="Grid Table 4 Accent 4" w:uiPriority="49"/>
+    <w:lsdException w:name="Grid Table 5 Dark Accent 4" w:uiPriority="50"/>
+    <w:lsdException w:name="Grid Table 6 Colorful Accent 4" w:uiPriority="51"/>
+    <w:lsdException w:name="Grid Table 7 Colorful Accent 4" w:uiPriority="52"/>
+    <w:lsdException w:name="Grid Table 1 Light Accent 5" w:uiPriority="46"/>
+    <w:lsdException w:name="Grid Table 2 Accent 5" w:uiPriority="47"/>
+    <w:lsdException w:name="Grid Table 3 Accent 5" w:uiPriority="48"/>
+    <w:lsdException w:name="Grid Table 4 Accent 5" w:uiPriority="49"/>
+    <w:lsdException w:name="Grid Table 5 Dark Accent 5" w:uiPriority="50"/>
+    <w:lsdException w:name="Grid Table 6 Colorful Accent 5" w:uiPriority="51"/>
+    <w:lsdException w:name="Grid Table 7 Colorful Accent 5" w:uiPriority="52"/>
+    <w:lsdException w:name="Grid Table 1 Light Accent 6" w:uiPriority="46"/>
+    <w:lsdException w:name="Grid Table 2 Accent 6" w:uiPriority="47"/>
+    <w:lsdException w:name="Grid Table 3 Accent 6" w:uiPriority="48"/>
+    <w:lsdException w:name="Grid Table 4 Accent 6" w:uiPriority="49"/>
+    <w:lsdException w:name="Grid Table 5 Dark Accent 6" w:uiPriority="50"/>
+    <w:lsdException w:name="Grid Table 6 Colorful Accent 6" w:uiPriority="51"/>
+    <w:lsdException w:name="Grid Table 7 Colorful Accent 6" w:uiPriority="52"/>
+    <w:lsdException w:name="List Table 1 Light" w:uiPriority="46"/>
+    <w:lsdException w:name="List Table 2" w:uiPriority="47"/>
+    <w:lsdException w:name="List Table 3" w:uiPriority="48"/>
+    <w:lsdException w:name="List Table 4" w:uiPriority="49"/>
+    <w:lsdException w:name="List Table 5 Dark" w:uiPriority="50"/>
+    <w:lsdException w:name="List Table 6 Colorful" w:uiPriority="51"/>
+    <w:lsdException w:name="List Table 7 Colorful" w:uiPriority="52"/>
+    <w:lsdException w:name="List Table 1 Light Accent 1" w:uiPriority="46"/>
+    <w:lsdException w:name="List Table 2 Accent 1" w:uiPriority="47"/>
+    <w:lsdException w:name="List Table 3 Accent 1" w:uiPriority="48"/>
+    <w:lsdException w:name="List Table 4 Accent 1" w:uiPriority="49"/>
+    <w:lsdException w:name="List Table 5 Dark Accent 1" w:uiPriority="50"/>
+    <w:lsdException w:name="List Table 6 Colorful Accent 1" w:uiPriority="51"/>
+    <w:lsdException w:name="List Table 7 Colorful Accent 1" w:uiPriority="52"/>
+    <w:lsdException w:name="List Table 1 Light Accent 2" w:uiPriority="46"/>
+    <w:lsdException w:name="List Table 2 Accent 2" w:uiPriority="47"/>
+    <w:lsdException w:name="List Table 3 Accent 2" w:uiPriority="48"/>
+    <w:lsdException w:name="List Table 4 Accent 2" w:uiPriority="49"/>
+    <w:lsdException w:name="List Table 5 Dark Accent 2" w:uiPriority="50"/>
+    <w:lsdException w:name="List Table 6 Colorful Accent 2" w:uiPriority="51"/>
+    <w:lsdException w:name="List Table 7 Colorful Accent 2" w:uiPriority="52"/>
+    <w:lsdException w:name="List Table 1 Light Accent 3" w:uiPriority="46"/>
+    <w:lsdException w:name="List Table 2 Accent 3" w:uiPriority="47"/>
+    <w:lsdException w:name="List Table 3 Accent 3" w:uiPriority="48"/>
+    <w:lsdException w:name="List Table 4 Accent 3" w:uiPriority="49"/>
+    <w:lsdException w:name="List Table 5 Dark Accent 3" w:uiPriority="50"/>
+    <w:lsdException w:name="List Table 6 Colorful Accent 3" w:uiPriority="51"/>
+    <w:lsdException w:name="List Table 7 Colorful Accent 3" w:uiPriority="52"/>
+    <w:lsdException w:name="List Table 1 Light Accent 4" w:uiPriority="46"/>
+    <w:lsdException w:name="List Table 2 Accent 4" w:uiPriority="47"/>
+    <w:lsdException w:name="List Table 3 Accent 4" w:uiPriority="48"/>
+    <w:lsdException w:name="List Table 4 Accent 4" w:uiPriority="49"/>
+    <w:lsdException w:name="List Table 5 Dark Accent 4" w:uiPriority="50"/>
+    <w:lsdException w:name="List Table 6 Colorful Accent 4" w:uiPriority="51"/>
+    <w:lsdException w:name="List Table 7 Colorful Accent 4" w:uiPriority="52"/>
+    <w:lsdException w:name="List Table 1 Light Accent 5" w:uiPriority="46"/>
+    <w:lsdException w:name="List Table 2 Accent 5" w:uiPriority="47"/>
+    <w:lsdException w:name="List Table 3 Accent 5" w:uiPriority="48"/>
+    <w:lsdException w:name="List Table 4 Accent 5" w:uiPriority="49"/>
+    <w:lsdException w:name="List Table 5 Dark Accent 5" w:uiPriority="50"/>
+    <w:lsdException w:name="List Table 6 Colorful Accent 5" w:uiPriority="51"/>
+    <w:lsdException w:name="List Table 7 Colorful Accent 5" w:uiPriority="52"/>
+    <w:lsdException w:name="List Table 1 Light Accent 6" w:uiPriority="46"/>
+    <w:lsdException w:name="List Table 2 Accent 6" w:uiPriority="47"/>
+    <w:lsdException w:name="List Table 3 Accent 6" w:uiPriority="48"/>
+    <w:lsdException w:name="List Table 4 Accent 6" w:uiPriority="49"/>
+    <w:lsdException w:name="List Table 5 Dark Accent 6" w:uiPriority="50"/>
+    <w:lsdException w:name="List Table 6 Colorful Accent 6" w:uiPriority="51"/>
+    <w:lsdException w:name="List Table 7 Colorful Accent 6" w:uiPriority="52"/>
+    <w:lsdException w:name="Smart Link" w:semiHidden="1" w:unhideWhenUsed="1"/>
+    <w:lsdException w:name="Mention" w:semiHidden="1" w:unhideWhenUsed="1"/>
+    <w:lsdException w:name="Smart Hyperlink" w:semiHidden="1" w:unhideWhenUsed="1"/>
+    <w:lsdException w:name="Hashtag" w:semiHidden="1" w:unhideWhenUsed="1"/>
+    <w:lsdException w:name="Unresolved Mention" w:semiHidden="1" w:unhideWhenUsed="1"/>
   </w:latentStyles>
   <w:style w:type="paragraph" w:default="1" w:styleId="Normal">
     <w:name w:val="Normal"/>
@@ -3452,6 +3891,7 @@
     <w:rPr>
       <w:sz w:val="24"/>
       <w:szCs w:val="24"/>
+      <w:lang w:val="en-GB"/>
     </w:rPr>
   </w:style>
   <w:style w:type="paragraph" w:styleId="Heading1">
@@ -3468,7 +3908,21 @@
       <w:b/>
       <w:bCs/>
       <w:sz w:val="28"/>
-      <w:lang w:val="ro-RO" w:eastAsia="en-US" w:bidi="ar-SA"/>
+      <w:lang w:val="ro-RO"/>
+    </w:rPr>
+  </w:style>
+  <w:style w:type="paragraph" w:styleId="Heading2">
+    <w:name w:val="heading 2"/>
+    <w:basedOn w:val="Normal"/>
+    <w:next w:val="Normal"/>
+    <w:qFormat/>
+    <w:pPr>
+      <w:keepNext/>
+      <w:outlineLvl w:val="1"/>
+    </w:pPr>
+    <w:rPr>
+      <w:sz w:val="28"/>
+      <w:lang w:val="ro-RO"/>
     </w:rPr>
   </w:style>
   <w:style w:type="paragraph" w:styleId="Heading3">
@@ -3484,16 +3938,71 @@
       <w:b/>
       <w:bCs/>
       <w:sz w:val="32"/>
-      <w:lang w:val="ro-RO" w:eastAsia="en-US" w:bidi="ar-SA"/>
+      <w:lang w:val="ro-RO"/>
+    </w:rPr>
+  </w:style>
+  <w:style w:type="paragraph" w:styleId="Heading4">
+    <w:name w:val="heading 4"/>
+    <w:basedOn w:val="Normal"/>
+    <w:next w:val="Normal"/>
+    <w:qFormat/>
+    <w:pPr>
+      <w:keepNext/>
+      <w:outlineLvl w:val="3"/>
+    </w:pPr>
+    <w:rPr>
+      <w:b/>
+      <w:bCs/>
+      <w:lang w:val="ro-RO"/>
+    </w:rPr>
+  </w:style>
+  <w:style w:type="paragraph" w:styleId="Heading5">
+    <w:name w:val="heading 5"/>
+    <w:basedOn w:val="Normal"/>
+    <w:next w:val="Normal"/>
+    <w:qFormat/>
+    <w:pPr>
+      <w:keepNext/>
+      <w:outlineLvl w:val="4"/>
+    </w:pPr>
+    <w:rPr>
+      <w:b/>
+      <w:bCs/>
+      <w:i/>
+      <w:iCs/>
+      <w:sz w:val="28"/>
+      <w:lang w:val="ro-RO"/>
+    </w:rPr>
+  </w:style>
+  <w:style w:type="paragraph" w:styleId="Heading6">
+    <w:name w:val="heading 6"/>
+    <w:basedOn w:val="Normal"/>
+    <w:next w:val="Normal"/>
+    <w:qFormat/>
+    <w:pPr>
+      <w:keepNext/>
+      <w:outlineLvl w:val="5"/>
+    </w:pPr>
+    <w:rPr>
+      <w:b/>
+      <w:bCs/>
+      <w:i/>
+      <w:iCs/>
+      <w:sz w:val="32"/>
+      <w:lang w:val="ro-RO"/>
     </w:rPr>
   </w:style>
   <w:style w:type="character" w:default="1" w:styleId="DefaultParagraphFont">
     <w:name w:val="Default Paragraph Font"/>
+    <w:uiPriority w:val="1"/>
     <w:semiHidden/>
+    <w:unhideWhenUsed/>
   </w:style>
   <w:style w:type="table" w:default="1" w:styleId="TableNormal">
     <w:name w:val="Normal Table"/>
+    <w:uiPriority w:val="99"/>
     <w:semiHidden/>
+    <w:unhideWhenUsed/>
     <w:tblPr>
       <w:tblInd w:w="0" w:type="dxa"/>
       <w:tblCellMar>
@@ -3506,19 +4015,9 @@
   </w:style>
   <w:style w:type="numbering" w:default="1" w:styleId="NoList">
     <w:name w:val="No List"/>
+    <w:uiPriority w:val="99"/>
     <w:semiHidden/>
-  </w:style>
-  <w:style w:type="character" w:customStyle="1" w:styleId="Heading1Char">
-    <w:name w:val="Heading 1 Char"/>
-    <w:link w:val="Heading1"/>
-    <w:rsid w:val="00B5324C"/>
-    <w:rPr>
-      <w:b/>
-      <w:bCs/>
-      <w:sz w:val="28"/>
-      <w:szCs w:val="24"/>
-      <w:lang w:val="en-US" w:eastAsia="en-US" w:bidi="ar-SA"/>
-    </w:rPr>
+    <w:unhideWhenUsed/>
   </w:style>
   <w:style w:type="paragraph" w:styleId="BodyTextIndent">
     <w:name w:val="Body Text Indent"/>
@@ -3532,7 +4031,114 @@
       <w:bCs/>
       <w:sz w:val="28"/>
       <w:u w:val="single"/>
-      <w:lang w:val="ro-RO" w:eastAsia="en-US" w:bidi="ar-SA"/>
+      <w:lang w:val="ro-RO"/>
+    </w:rPr>
+  </w:style>
+  <w:style w:type="paragraph" w:styleId="BodyTextIndent2">
+    <w:name w:val="Body Text Indent 2"/>
+    <w:basedOn w:val="Normal"/>
+    <w:pPr>
+      <w:ind w:left="360"/>
+      <w:jc w:val="both"/>
+    </w:pPr>
+    <w:rPr>
+      <w:b/>
+      <w:bCs/>
+      <w:i/>
+      <w:iCs/>
+      <w:sz w:val="28"/>
+      <w:lang w:val="ro-RO"/>
+    </w:rPr>
+  </w:style>
+  <w:style w:type="character" w:styleId="Hyperlink">
+    <w:name w:val="Hyperlink"/>
+    <w:rPr>
+      <w:color w:val="0000FF"/>
+      <w:u w:val="single"/>
+    </w:rPr>
+  </w:style>
+  <w:style w:type="paragraph" w:styleId="BodyText">
+    <w:name w:val="Body Text"/>
+    <w:basedOn w:val="Normal"/>
+    <w:rPr>
+      <w:b/>
+      <w:bCs/>
+      <w:lang w:val="ro-RO"/>
+    </w:rPr>
+  </w:style>
+  <w:style w:type="paragraph" w:styleId="BalloonText">
+    <w:name w:val="Balloon Text"/>
+    <w:basedOn w:val="Normal"/>
+    <w:semiHidden/>
+    <w:rsid w:val="00E64B85"/>
+    <w:rPr>
+      <w:rFonts w:ascii="Tahoma" w:hAnsi="Tahoma" w:cs="Tahoma"/>
+      <w:sz w:val="16"/>
+      <w:szCs w:val="16"/>
+    </w:rPr>
+  </w:style>
+  <w:style w:type="paragraph" w:styleId="NoSpacing">
+    <w:name w:val="No Spacing"/>
+    <w:qFormat/>
+    <w:rsid w:val="007226F9"/>
+    <w:rPr>
+      <w:rFonts w:eastAsia="Calibri"/>
+      <w:sz w:val="22"/>
+      <w:szCs w:val="22"/>
+      <w:lang w:val="ro-RO"/>
+    </w:rPr>
+  </w:style>
+  <w:style w:type="character" w:customStyle="1" w:styleId="xbe">
+    <w:name w:val="_xbe"/>
+    <w:rsid w:val="004A6E57"/>
+  </w:style>
+  <w:style w:type="paragraph" w:styleId="PlainText">
+    <w:name w:val="Plain Text"/>
+    <w:basedOn w:val="Normal"/>
+    <w:link w:val="PlainTextChar"/>
+    <w:unhideWhenUsed/>
+    <w:rsid w:val="005C63EE"/>
+    <w:rPr>
+      <w:rFonts w:ascii="Consolas" w:eastAsia="Calibri" w:hAnsi="Consolas"/>
+      <w:sz w:val="21"/>
+      <w:szCs w:val="21"/>
+    </w:rPr>
+  </w:style>
+  <w:style w:type="character" w:customStyle="1" w:styleId="PlainTextChar">
+    <w:name w:val="Plain Text Char"/>
+    <w:link w:val="PlainText"/>
+    <w:rsid w:val="005C63EE"/>
+    <w:rPr>
+      <w:rFonts w:ascii="Consolas" w:eastAsia="Calibri" w:hAnsi="Consolas"/>
+      <w:sz w:val="21"/>
+      <w:szCs w:val="21"/>
+      <w:lang w:val="en-GB" w:eastAsia="en-US" w:bidi="ar-SA"/>
+    </w:rPr>
+  </w:style>
+  <w:style w:type="paragraph" w:customStyle="1" w:styleId="Default">
+    <w:name w:val="Default"/>
+    <w:rsid w:val="005C63EE"/>
+    <w:pPr>
+      <w:autoSpaceDE w:val="0"/>
+      <w:autoSpaceDN w:val="0"/>
+      <w:adjustRightInd w:val="0"/>
+    </w:pPr>
+    <w:rPr>
+      <w:color w:val="000000"/>
+      <w:sz w:val="24"/>
+      <w:szCs w:val="24"/>
+    </w:rPr>
+  </w:style>
+  <w:style w:type="character" w:customStyle="1" w:styleId="Heading1Char">
+    <w:name w:val="Heading 1 Char"/>
+    <w:link w:val="Heading1"/>
+    <w:rsid w:val="00B5324C"/>
+    <w:rPr>
+      <w:b/>
+      <w:bCs/>
+      <w:sz w:val="28"/>
+      <w:szCs w:val="24"/>
+      <w:lang w:eastAsia="en-US"/>
     </w:rPr>
   </w:style>
 </w:styles>

--- a/EmailCompleteApp/EmailCompleteApp/doc/page2.docx
+++ b/EmailCompleteApp/EmailCompleteApp/doc/page2.docx
@@ -385,73 +385,77 @@
       <w:pPr>
         <w:rPr>
           <w:sz w:val="20"/>
-          <w:lang w:val="ro-RO"/>
-        </w:rPr>
-      </w:pPr>
-      <w:r>
-        <w:rPr>
-          <w:sz w:val="20"/>
+          <w:szCs w:val="20"/>
+          <w:lang w:val="ro-RO"/>
+        </w:rPr>
+      </w:pPr>
+      <w:r>
+        <w:rPr>
+          <w:sz w:val="20"/>
+          <w:szCs w:val="20"/>
         </w:rPr>
         <w:t xml:space="preserve">                                                    </w:t>
       </w:r>
       <w:r>
-        <w:rPr>
-          <w:sz w:val="20"/>
-        </w:rPr>
         <w:tab/>
       </w:r>
       <w:r>
-        <w:rPr>
-          <w:sz w:val="20"/>
-        </w:rPr>
         <w:tab/>
       </w:r>
       <w:r>
         <w:rPr>
           <w:sz w:val="20"/>
+          <w:szCs w:val="20"/>
         </w:rPr>
         <w:t>Cod fiscal</w:t>
       </w:r>
       <w:r>
         <w:rPr>
           <w:sz w:val="20"/>
+          <w:szCs w:val="20"/>
         </w:rPr>
         <w:t>: RO 37124873</w:t>
       </w:r>
       <w:r>
-        <w:rPr>
-          <w:sz w:val="20"/>
-        </w:rPr>
         <w:tab/>
       </w:r>
       <w:r>
         <w:rPr>
           <w:sz w:val="20"/>
+          <w:szCs w:val="20"/>
         </w:rPr>
         <w:t xml:space="preserve">   </w:t>
       </w:r>
       <w:r>
-        <w:rPr>
-          <w:sz w:val="20"/>
-        </w:rPr>
         <w:tab/>
       </w:r>
       <w:r>
         <w:rPr>
           <w:sz w:val="20"/>
+          <w:szCs w:val="20"/>
         </w:rPr>
         <w:t xml:space="preserve">    Nr. </w:t>
       </w:r>
       <w:r>
         <w:rPr>
           <w:sz w:val="20"/>
-          <w:lang w:val="ro-RO"/>
-        </w:rPr>
-        <w:t xml:space="preserve">înreg. ORC </w:t>
-      </w:r>
-      <w:r>
-        <w:rPr>
-          <w:sz w:val="20"/>
+          <w:szCs w:val="20"/>
+          <w:lang w:val="ro-RO"/>
+        </w:rPr>
+        <w:t>înreg</w:t>
+      </w:r>
+      <w:r>
+        <w:rPr>
+          <w:sz w:val="20"/>
+          <w:szCs w:val="20"/>
+          <w:lang w:val="ro-RO"/>
+        </w:rPr>
+        <w:t xml:space="preserve">. ORC </w:t>
+      </w:r>
+      <w:r>
+        <w:rPr>
+          <w:sz w:val="20"/>
+          <w:szCs w:val="20"/>
           <w:lang w:val="ro-RO"/>
         </w:rPr>
         <w:t>J</w:t>
@@ -459,9 +463,18 @@
       <w:r>
         <w:rPr>
           <w:sz w:val="20"/>
-          <w:lang w:val="ro-RO"/>
-        </w:rPr>
-        <w:t xml:space="preserve"> 26/291/2017</w:t>
+          <w:szCs w:val="20"/>
+          <w:lang w:val="ro-RO"/>
+        </w:rPr>
+        <w:t xml:space="preserve"> </w:t>
+      </w:r>
+      <w:r>
+        <w:rPr>
+          <w:sz w:val="20"/>
+          <w:szCs w:val="20"/>
+          <w:lang w:val="ro-RO"/>
+        </w:rPr>
+        <w:t>2017000291264</w:t>
       </w:r>
     </w:p>
     <w:p>
@@ -1299,6 +1312,15 @@
               </w:rPr>
               <w:t xml:space="preserve"> LocatieIncarcareCity</w:t>
             </w:r>
+            <w:r>
+              <w:rPr>
+                <w:rFonts w:ascii="Arial" w:hAnsi="Arial" w:cs="Arial"/>
+                <w:sz w:val="20"/>
+                <w:szCs w:val="20"/>
+                <w:lang w:val="en-US"/>
+              </w:rPr>
+              <w:t xml:space="preserve"> LocatieIncarcareCounty</w:t>
+            </w:r>
           </w:p>
         </w:tc>
         <w:tc>
@@ -1396,6 +1418,24 @@
                 <w:lang w:val="en-US"/>
               </w:rPr>
               <w:t>LocatieDescarcareCity</w:t>
+            </w:r>
+            <w:r>
+              <w:rPr>
+                <w:rFonts w:ascii="Arial" w:hAnsi="Arial" w:cs="Arial"/>
+                <w:sz w:val="20"/>
+                <w:szCs w:val="20"/>
+                <w:lang w:val="en-US"/>
+              </w:rPr>
+              <w:t xml:space="preserve"> </w:t>
+            </w:r>
+            <w:r>
+              <w:rPr>
+                <w:rFonts w:ascii="Arial" w:hAnsi="Arial" w:cs="Arial"/>
+                <w:sz w:val="20"/>
+                <w:szCs w:val="20"/>
+                <w:lang w:val="en-US"/>
+              </w:rPr>
+              <w:t>LocatieDescarcareCounty</w:t>
             </w:r>
           </w:p>
           <w:p>
@@ -1437,6 +1477,15 @@
               </w:rPr>
               <w:t>Descriere marfă/ Greutate</w:t>
             </w:r>
+            <w:r>
+              <w:rPr>
+                <w:rFonts w:ascii="Arial" w:hAnsi="Arial" w:cs="Arial"/>
+                <w:sz w:val="20"/>
+                <w:szCs w:val="20"/>
+                <w:lang w:val="ro-RO"/>
+              </w:rPr>
+              <w:t xml:space="preserve"> CantitateComanda</w:t>
+            </w:r>
           </w:p>
           <w:p>
             <w:pPr>
@@ -1450,49 +1499,13 @@
             <w:r>
               <w:rPr>
                 <w:rFonts w:ascii="Arial" w:hAnsi="Arial" w:cs="Arial"/>
-                <w:sz w:val="20"/>
-                <w:szCs w:val="20"/>
-                <w:lang w:val="ro-RO"/>
-              </w:rPr>
-              <w:t>Produs</w:t>
-            </w:r>
-            <w:r>
-              <w:rPr>
-                <w:rFonts w:ascii="Arial" w:hAnsi="Arial" w:cs="Arial"/>
                 <w:b/>
                 <w:bCs/>
                 <w:sz w:val="20"/>
                 <w:szCs w:val="20"/>
                 <w:lang w:val="ro-RO"/>
               </w:rPr>
-              <w:t xml:space="preserve"> – </w:t>
-            </w:r>
-            <w:r>
-              <w:rPr>
-                <w:rFonts w:ascii="Arial" w:hAnsi="Arial" w:cs="Arial"/>
-                <w:sz w:val="20"/>
-                <w:szCs w:val="20"/>
-                <w:lang w:val="en-US"/>
-              </w:rPr>
-              <w:t>TipADR</w:t>
-            </w:r>
-            <w:r>
-              <w:rPr>
-                <w:rFonts w:ascii="Arial" w:hAnsi="Arial" w:cs="Arial"/>
-                <w:sz w:val="20"/>
-                <w:szCs w:val="20"/>
-                <w:lang w:val="en-US"/>
-              </w:rPr>
-              <w:t xml:space="preserve"> </w:t>
-            </w:r>
-            <w:r>
-              <w:rPr>
-                <w:rFonts w:ascii="Arial" w:hAnsi="Arial" w:cs="Arial"/>
-                <w:sz w:val="20"/>
-                <w:szCs w:val="20"/>
-                <w:lang w:val="en-US"/>
-              </w:rPr>
-              <w:t>Clasa</w:t>
+              <w:t>Produs</w:t>
             </w:r>
             <w:r>
               <w:rPr>
@@ -1503,7 +1516,7 @@
                 <w:szCs w:val="20"/>
                 <w:lang w:val="ro-RO"/>
               </w:rPr>
-              <w:t>,</w:t>
+              <w:t xml:space="preserve"> – </w:t>
             </w:r>
             <w:r>
               <w:rPr>
@@ -1512,20 +1525,9 @@
                 <w:bCs/>
                 <w:sz w:val="20"/>
                 <w:szCs w:val="20"/>
-                <w:lang w:val="ro-RO"/>
-              </w:rPr>
-              <w:t xml:space="preserve"> </w:t>
-            </w:r>
-            <w:r>
-              <w:rPr>
-                <w:rFonts w:ascii="Arial" w:hAnsi="Arial" w:cs="Arial"/>
-                <w:b w:val="0"/>
-                <w:bCs w:val="0"/>
-                <w:sz w:val="20"/>
-                <w:szCs w:val="20"/>
-                <w:lang w:val="ro-RO"/>
-              </w:rPr>
-              <w:t>UN</w:t>
+                <w:lang w:val="en-US"/>
+              </w:rPr>
+              <w:t>TipADR</w:t>
             </w:r>
             <w:r>
               <w:rPr>
@@ -1534,15 +1536,70 @@
                 <w:bCs/>
                 <w:sz w:val="20"/>
                 <w:szCs w:val="20"/>
-                <w:lang w:val="ro-RO"/>
+                <w:lang w:val="en-US"/>
               </w:rPr>
               <w:t xml:space="preserve"> </w:t>
             </w:r>
             <w:r>
               <w:rPr>
                 <w:rFonts w:ascii="Arial" w:hAnsi="Arial" w:cs="Arial"/>
-                <w:b w:val="0"/>
-                <w:bCs w:val="0"/>
+                <w:b/>
+                <w:bCs/>
+                <w:sz w:val="20"/>
+                <w:szCs w:val="20"/>
+                <w:lang w:val="en-US"/>
+              </w:rPr>
+              <w:t>Clasa</w:t>
+            </w:r>
+            <w:r>
+              <w:rPr>
+                <w:rFonts w:ascii="Arial" w:hAnsi="Arial" w:cs="Arial"/>
+                <w:b/>
+                <w:bCs/>
+                <w:sz w:val="20"/>
+                <w:szCs w:val="20"/>
+                <w:lang w:val="ro-RO"/>
+              </w:rPr>
+              <w:t>,</w:t>
+            </w:r>
+            <w:r>
+              <w:rPr>
+                <w:rFonts w:ascii="Arial" w:hAnsi="Arial" w:cs="Arial"/>
+                <w:b/>
+                <w:bCs/>
+                <w:sz w:val="20"/>
+                <w:szCs w:val="20"/>
+                <w:lang w:val="ro-RO"/>
+              </w:rPr>
+              <w:t xml:space="preserve"> </w:t>
+            </w:r>
+            <w:r>
+              <w:rPr>
+                <w:rFonts w:ascii="Arial" w:hAnsi="Arial" w:cs="Arial"/>
+                <w:b/>
+                <w:bCs/>
+                <w:sz w:val="20"/>
+                <w:szCs w:val="20"/>
+                <w:lang w:val="ro-RO"/>
+              </w:rPr>
+              <w:t>UN</w:t>
+            </w:r>
+            <w:r>
+              <w:rPr>
+                <w:rFonts w:ascii="Arial" w:hAnsi="Arial" w:cs="Arial"/>
+                <w:b/>
+                <w:bCs/>
+                <w:sz w:val="20"/>
+                <w:szCs w:val="20"/>
+                <w:lang w:val="ro-RO"/>
+              </w:rPr>
+              <w:t xml:space="preserve"> </w:t>
+            </w:r>
+            <w:r>
+              <w:rPr>
+                <w:rFonts w:ascii="Arial" w:hAnsi="Arial" w:cs="Arial"/>
+                <w:b/>
+                <w:bCs/>
                 <w:sz w:val="20"/>
                 <w:szCs w:val="20"/>
                 <w:lang w:val="ro-RO"/>
@@ -1552,6 +1609,8 @@
             <w:r>
               <w:rPr>
                 <w:rFonts w:ascii="Arial" w:hAnsi="Arial" w:cs="Arial"/>
+                <w:b/>
+                <w:bCs/>
                 <w:sz w:val="20"/>
                 <w:szCs w:val="20"/>
                 <w:lang w:val="ro-RO"/>
@@ -1565,25 +1624,7 @@
                 <w:szCs w:val="20"/>
                 <w:lang w:val="ro-RO"/>
               </w:rPr>
-              <w:t>/</w:t>
-            </w:r>
-            <w:r>
-              <w:rPr>
-                <w:rFonts w:ascii="Arial" w:hAnsi="Arial" w:cs="Arial"/>
-                <w:sz w:val="20"/>
-                <w:szCs w:val="20"/>
-                <w:lang w:val="ro-RO"/>
-              </w:rPr>
               <w:t xml:space="preserve"> </w:t>
-            </w:r>
-            <w:r>
-              <w:rPr>
-                <w:rFonts w:ascii="Arial" w:hAnsi="Arial" w:cs="Arial"/>
-                <w:sz w:val="20"/>
-                <w:szCs w:val="20"/>
-                <w:lang w:val="ro-RO"/>
-              </w:rPr>
-              <w:t>CantitateComanda</w:t>
             </w:r>
           </w:p>
           <w:p>
